--- a/work/rendered-message-sheet/message-sheet-filled.docx
+++ b/work/rendered-message-sheet/message-sheet-filled.docx
@@ -977,7 +977,7 @@
                 <w:sz w:val="24"/>
                 <w:szCs w:val="24"/>
               </w:rPr>
-              <w:t>Акционерное общество Центр авиации «Солярис»</w:t>
+              <w:t>Филиал АО ЦА "Солярис" (город Москва)</w:t>
             </w:r>
           </w:p>
         </w:tc>
